--- a/public/temas/ejercicio-3/ESQUEMA TEMA 10.docx
+++ b/public/temas/ejercicio-3/ESQUEMA TEMA 10.docx
@@ -1387,7 +1387,7 @@
           <w:rFonts w:ascii="Cambria" w:hAnsi="Cambria" w:cs="Cambria" w:eastAsia="Cambria"/>
           <w:sz w:val="22"/>
         </w:rPr>
-        <w:t>: presencia y posicionamiento de empresas españolas en Estados Unidos</w:t>
+        <w:t>: presencia y posicionamiento de empresas españolas en EEUU</w:t>
       </w:r>
     </w:p>
     <w:p>
@@ -2085,7 +2085,7 @@
           <w:b/>
           <w:sz w:val="22"/>
         </w:rPr>
-        <w:t>Artículos 50 a 76</w:t>
+        <w:t>Arts. 50 a 76</w:t>
       </w:r>
       <w:r>
         <w:rPr>
@@ -2275,7 +2275,7 @@
           <w:b/>
           <w:sz w:val="22"/>
         </w:rPr>
-        <w:t>Artículo 51</w:t>
+        <w:t>Art. 51</w:t>
       </w:r>
     </w:p>
     <w:p>
@@ -3011,7 +3011,7 @@
           <w:b/>
           <w:sz w:val="22"/>
         </w:rPr>
-        <w:t>Estados Unidos, Canadá, México, Brasil, Marruecos, Sudáfrica, Turquía, Japón, Corea del Sur, China, India y Reino Unido</w:t>
+        <w:t>EEUU, Canadá, México, Brasil, Marruecos, Sudáfrica, Turquía, Japón, Corea del Sur, China, India y Reino Unido</w:t>
       </w:r>
     </w:p>
     <w:p>
@@ -3177,7 +3177,7 @@
           <w:rFonts w:ascii="Cambria" w:hAnsi="Cambria" w:cs="Cambria" w:eastAsia="Cambria"/>
           <w:sz w:val="22"/>
         </w:rPr>
-        <w:t>Apoyo personalizado a grandes exportadores, inteligencia comercial, programas de crecimiento para PYME, atención a filiales en Estados Unidos y terceros mercados, posicionamiento de España</w:t>
+        <w:t>Apoyo personalizado a grandes exportadores, inteligencia comercial, programas de crecimiento para PYME, atención a filiales en EEUU y terceros mercados, posicionamiento de España</w:t>
       </w:r>
     </w:p>
     <w:sectPr>
